--- a/Japonais/1-Grammaire.docx
+++ b/Japonais/1-Grammaire.docx
@@ -56,56 +56,180 @@
         <w:t>.</w:t>
       </w:r>
       <w:r>
-        <w:t xml:space="preserve"> Ex</w:t>
+        <w:t xml:space="preserve"> Ex :</w:t>
+      </w:r>
+    </w:p>
+    <w:p>
+      <w:proofErr w:type="spellStart"/>
+      <w:r>
+        <w:t>Watashi</w:t>
+      </w:r>
+      <w:proofErr w:type="spellEnd"/>
+      <w:r>
+        <w:t xml:space="preserve"> </w:t>
+      </w:r>
+      <w:proofErr w:type="spellStart"/>
+      <w:r>
+        <w:t>wa</w:t>
+      </w:r>
+      <w:proofErr w:type="spellEnd"/>
+      <w:r>
+        <w:t xml:space="preserve"> manga o </w:t>
+      </w:r>
+      <w:proofErr w:type="spellStart"/>
+      <w:r>
+        <w:t>yomimasu</w:t>
+      </w:r>
+      <w:proofErr w:type="spellEnd"/>
+      <w:r>
+        <w:t>. (</w:t>
+      </w:r>
+      <w:proofErr w:type="gramStart"/>
+      <w:r>
+        <w:t>je</w:t>
+      </w:r>
+      <w:proofErr w:type="gramEnd"/>
+      <w:r>
+        <w:t xml:space="preserve"> lis des mangas.)</w:t>
+      </w:r>
+    </w:p>
+    <w:p>
+      <w:r>
+        <w:t>O est une particule indiquant l’objet d’une action</w:t>
+      </w:r>
+      <w:r>
+        <w:t>.</w:t>
+      </w:r>
+    </w:p>
+    <w:p>
+      <w:pPr>
+        <w:jc w:val="center"/>
+        <w:rPr>
+          <w:sz w:val="28"/>
+          <w:u w:val="single"/>
+        </w:rPr>
+      </w:pPr>
+      <w:r>
+        <w:rPr>
+          <w:sz w:val="28"/>
+          <w:u w:val="single"/>
+        </w:rPr>
+        <w:t>La</w:t>
+      </w:r>
+      <w:r>
+        <w:rPr>
+          <w:sz w:val="28"/>
+          <w:u w:val="single"/>
+        </w:rPr>
+        <w:t xml:space="preserve"> Particule GA</w:t>
+      </w:r>
+      <w:r>
+        <w:rPr>
+          <w:sz w:val="28"/>
+          <w:u w:val="single"/>
+        </w:rPr>
+        <w:t xml:space="preserve"> </w:t>
+      </w:r>
+    </w:p>
+    <w:p>
+      <w:r>
+        <w:t xml:space="preserve">_ GA </w:t>
+      </w:r>
+      <w:r>
+        <w:t>ARIMASU</w:t>
+      </w:r>
+      <w:r>
+        <w:t xml:space="preserve"> (il y a</w:t>
+      </w:r>
+      <w:r>
+        <w:t xml:space="preserve"> _</w:t>
+      </w:r>
+      <w:r>
+        <w:t>)</w:t>
+      </w:r>
+    </w:p>
+    <w:p>
+      <w:r>
+        <w:t>GA est une particule placée après  un substantif, et qui indique le sujet de la phrase. Essentiellement, on utilise GA lorsqu’on présente quelqu’un ou quelque chose pour la première fois au cours de la conversion.</w:t>
+      </w:r>
+    </w:p>
+    <w:p>
+      <w:r>
+        <w:t xml:space="preserve">ARIMASU est un verbe qui indique que des choses se trouvent quelque part, ou existent. </w:t>
+      </w:r>
+    </w:p>
+    <w:p>
+      <w:proofErr w:type="spellStart"/>
+      <w:r>
+        <w:t>KéKI</w:t>
+      </w:r>
+      <w:proofErr w:type="spellEnd"/>
+      <w:r>
+        <w:t xml:space="preserve"> </w:t>
+      </w:r>
+      <w:r>
+        <w:t>GA</w:t>
+      </w:r>
+      <w:r>
+        <w:t xml:space="preserve"> </w:t>
+      </w:r>
+      <w:r>
+        <w:t>ARIMASU</w:t>
+      </w:r>
+      <w:r>
+        <w:t>.</w:t>
+      </w:r>
+      <w:r>
+        <w:t xml:space="preserve"> (Il y a des gâteaux.)</w:t>
+      </w:r>
+    </w:p>
+    <w:p>
+      <w:pPr>
+        <w:jc w:val="center"/>
+        <w:rPr>
+          <w:sz w:val="28"/>
+          <w:u w:val="single"/>
+        </w:rPr>
+      </w:pPr>
+      <w:r>
+        <w:rPr>
+          <w:sz w:val="28"/>
+          <w:u w:val="single"/>
+        </w:rPr>
+        <w:t>TSU : classificateur pour les objets</w:t>
+      </w:r>
+    </w:p>
+    <w:p>
+      <w:r>
+        <w:t>Lorsqu’ils sont suivis de TSU, les chiffres de un à neuf se prononcent différemment.</w:t>
+      </w:r>
+    </w:p>
+    <w:p>
+      <w:r>
+        <w:t>1 HITOTSU</w:t>
+      </w:r>
+    </w:p>
+    <w:p>
+      <w:r>
+        <w:t>2 FUTATSU</w:t>
+      </w:r>
+    </w:p>
+    <w:p>
+      <w:pPr>
+        <w:rPr>
+          <w:sz w:val="28"/>
+          <w:u w:val="single"/>
+        </w:rPr>
+      </w:pPr>
+      <w:r>
+        <w:t>3 MITTSU</w:t>
       </w:r>
       <w:bookmarkStart w:id="0" w:name="_GoBack"/>
       <w:bookmarkEnd w:id="0"/>
-      <w:r>
-        <w:t> :</w:t>
-      </w:r>
-    </w:p>
-    <w:p>
-      <w:proofErr w:type="spellStart"/>
-      <w:r>
-        <w:t>Watashi</w:t>
-      </w:r>
-      <w:proofErr w:type="spellEnd"/>
-      <w:r>
-        <w:t xml:space="preserve"> </w:t>
-      </w:r>
-      <w:proofErr w:type="spellStart"/>
-      <w:r>
-        <w:t>wa</w:t>
-      </w:r>
-      <w:proofErr w:type="spellEnd"/>
-      <w:r>
-        <w:t xml:space="preserve"> manga o </w:t>
-      </w:r>
-      <w:proofErr w:type="spellStart"/>
-      <w:r>
-        <w:t>yomimasu</w:t>
-      </w:r>
-      <w:proofErr w:type="spellEnd"/>
-      <w:r>
-        <w:t>. (</w:t>
-      </w:r>
-      <w:proofErr w:type="gramStart"/>
-      <w:r>
-        <w:t>je</w:t>
-      </w:r>
-      <w:proofErr w:type="gramEnd"/>
-      <w:r>
-        <w:t xml:space="preserve"> lis des mangas.)</w:t>
-      </w:r>
-    </w:p>
-    <w:p>
-      <w:r>
-        <w:t>O est une particule indiquant l’objet d’une action</w:t>
-      </w:r>
-      <w:r>
-        <w:t>.</w:t>
-      </w:r>
-    </w:p>
+    </w:p>
+    <w:p/>
+    <w:p/>
+    <w:p/>
     <w:sectPr>
       <w:pgSz w:w="11906" w:h="16838"/>
       <w:pgMar w:top="720" w:right="720" w:bottom="720" w:left="720" w:header="708" w:footer="708" w:gutter="0"/>
@@ -509,7 +633,7 @@
   <w:style w:type="paragraph" w:default="1" w:styleId="Normal">
     <w:name w:val="Normal"/>
     <w:qFormat/>
-    <w:rsid w:val="00346042"/>
+    <w:rsid w:val="00754A6A"/>
     <w:pPr>
       <w:spacing w:line="256" w:lineRule="auto"/>
     </w:pPr>
